--- a/worksheets/16강_학습지_학생용.docx
+++ b/worksheets/16강_학습지_학생용.docx
@@ -60,6 +60,7 @@
     <w:p>
       <w:pPr>
         <w:keepNext/>
+        <w:pageBreakBefore w:val="0"/>
         <w:spacing w:before="240" w:after="80"/>
         <w:pBdr>
           <w:bottom w:val="single" w:sz="12" w:space="1" w:color="999999"/>
@@ -186,6 +187,7 @@
     <w:p>
       <w:pPr>
         <w:keepNext/>
+        <w:pageBreakBefore/>
         <w:spacing w:before="240" w:after="80"/>
         <w:pBdr>
           <w:bottom w:val="single" w:sz="12" w:space="1" w:color="999999"/>
@@ -579,6 +581,7 @@
     <w:p>
       <w:pPr>
         <w:keepNext/>
+        <w:pageBreakBefore w:val="0"/>
         <w:spacing w:before="240" w:after="80"/>
         <w:pBdr>
           <w:bottom w:val="single" w:sz="12" w:space="1" w:color="999999"/>
@@ -1045,6 +1048,7 @@
     <w:p>
       <w:pPr>
         <w:keepNext/>
+        <w:pageBreakBefore w:val="0"/>
         <w:spacing w:before="240" w:after="80"/>
         <w:pBdr>
           <w:bottom w:val="single" w:sz="12" w:space="1" w:color="999999"/>
@@ -1151,6 +1155,7 @@
     <w:p>
       <w:pPr>
         <w:keepNext/>
+        <w:pageBreakBefore w:val="0"/>
         <w:spacing w:before="240" w:after="80"/>
         <w:pBdr>
           <w:bottom w:val="single" w:sz="12" w:space="1" w:color="999999"/>
@@ -1523,45 +1528,7 @@
     <w:p>
       <w:pPr>
         <w:keepNext/>
-        <w:spacing w:before="160"/>
-      </w:pPr>
-      <w:r>
-        <w:rPr>
-          <w:rFonts w:ascii="맑은 고딕" w:hAnsi="맑은 고딕" w:eastAsia="맑은 고딕"/>
-          <w:b/>
-        </w:rPr>
-        <w:t xml:space="preserve">E-4 </w:t>
-      </w:r>
-      <w:r>
-        <w:rPr>
-          <w:rFonts w:ascii="맑은 고딕" w:hAnsi="맑은 고딕" w:eastAsia="맑은 고딕"/>
-        </w:rPr>
-        <w:t>전력량이 200 Wh가 되는 ‘소비 전력 × 사용 시간’ 조합을 두 가지 만드세요.</w:t>
-      </w:r>
-    </w:p>
-    <w:p>
-      <w:pPr>
-        <w:keepNext/>
-        <w:spacing w:before="200" w:after="120"/>
-        <w:pBdr>
-          <w:bottom w:val="single" w:sz="6" w:space="1" w:color="999999"/>
-          <w:between w:val="single" w:sz="6" w:space="1" w:color="999999"/>
-        </w:pBdr>
-      </w:pPr>
-    </w:p>
-    <w:p>
-      <w:pPr>
-        <w:keepNext w:val="0"/>
-        <w:spacing w:before="200" w:after="120"/>
-        <w:pBdr>
-          <w:bottom w:val="single" w:sz="6" w:space="1" w:color="999999"/>
-          <w:between w:val="single" w:sz="6" w:space="1" w:color="999999"/>
-        </w:pBdr>
-      </w:pPr>
-    </w:p>
-    <w:p>
-      <w:pPr>
-        <w:keepNext/>
+        <w:pageBreakBefore w:val="0"/>
         <w:spacing w:before="240" w:after="80"/>
         <w:pBdr>
           <w:bottom w:val="single" w:sz="12" w:space="1" w:color="999999"/>
@@ -1678,6 +1645,7 @@
     <w:p>
       <w:pPr>
         <w:keepNext/>
+        <w:pageBreakBefore w:val="0"/>
         <w:spacing w:before="240" w:after="80"/>
         <w:pBdr>
           <w:bottom w:val="single" w:sz="12" w:space="1" w:color="999999"/>
